--- a/★倫理申請_修正対応依頼.docx
+++ b/★倫理申請_修正対応依頼.docx
@@ -111,7 +111,7 @@
           <w:sz w:val="28"/>
           <w:szCs w:val="28"/>
         </w:rPr>
-        <w:t>下記、A、B、Cの</w:t>
+        <w:t>下記、A、Bの</w:t>
       </w:r>
       <w:r>
         <w:rPr>
@@ -248,7 +248,7 @@
           <w:sz w:val="21"/>
           <w:szCs w:val="21"/>
         </w:rPr>
-        <w:t>B,Cは文末に記載</w:t>
+        <w:t>Bは文末に記載</w:t>
       </w:r>
       <w:r>
         <w:rPr>
@@ -5582,11 +5582,10 @@
             <w:pPr>
               <w:snapToGrid w:val="0"/>
               <w:spacing w:after="0" w:line="240" w:lineRule="auto"/>
-              <w:ind w:leftChars="-29" w:left="-64"/>
-              <w:contextualSpacing/>
-              <w:mirrorIndents/>
-              <w:rPr>
-                <w:rFonts w:asciiTheme="minorHAnsi" w:eastAsiaTheme="minorHAnsi" w:hAnsiTheme="minorHAnsi"/>
+              <w:contextualSpacing/>
+              <w:mirrorIndents/>
+              <w:rPr>
+                <w:rFonts w:asciiTheme="minorHAnsi" w:eastAsiaTheme="minorHAnsi" w:hAnsiTheme="minorHAnsi" w:hint="eastAsia"/>
                 <w:color w:val="000000" w:themeColor="text1"/>
                 <w:sz w:val="21"/>
                 <w:szCs w:val="21"/>
@@ -5595,18 +5594,75 @@
           </w:p>
           <w:p>
             <w:pPr>
-              <w:pStyle w:val="a6"/>
-              <w:numPr>
-                <w:ilvl w:val="0"/>
-                <w:numId w:val="3"/>
-              </w:numPr>
-              <w:snapToGrid w:val="0"/>
-              <w:spacing w:after="0" w:line="240" w:lineRule="auto"/>
-              <w:ind w:leftChars="0"/>
-              <w:contextualSpacing/>
-              <w:mirrorIndents/>
-              <w:rPr>
-                <w:rFonts w:asciiTheme="minorHAnsi" w:eastAsiaTheme="minorHAnsi" w:hAnsiTheme="minorHAnsi"/>
+              <w:snapToGrid w:val="0"/>
+              <w:spacing w:after="0" w:line="240" w:lineRule="auto"/>
+              <w:contextualSpacing/>
+              <w:mirrorIndents/>
+              <w:rPr>
+                <w:rFonts w:asciiTheme="minorHAnsi" w:eastAsiaTheme="minorHAnsi" w:hAnsiTheme="minorHAnsi"/>
+                <w:color w:val="000000" w:themeColor="text1"/>
+                <w:sz w:val="21"/>
+                <w:szCs w:val="21"/>
+              </w:rPr>
+            </w:pPr>
+            <w:r>
+              <w:rPr>
+                <w:rFonts w:asciiTheme="minorHAnsi" w:eastAsiaTheme="minorHAnsi" w:hAnsiTheme="minorHAnsi" w:hint="eastAsia"/>
+                <w:color w:val="000000" w:themeColor="text1"/>
+                <w:sz w:val="21"/>
+                <w:szCs w:val="21"/>
+              </w:rPr>
+              <w:t>【ご協力お願いします】</w:t>
+            </w:r>
+          </w:p>
+          <w:p>
+            <w:pPr>
+              <w:snapToGrid w:val="0"/>
+              <w:spacing w:after="0" w:line="240" w:lineRule="auto"/>
+              <w:ind w:leftChars="-29" w:left="-64" w:firstLineChars="100" w:firstLine="210"/>
+              <w:contextualSpacing/>
+              <w:mirrorIndents/>
+              <w:rPr>
+                <w:rFonts w:asciiTheme="minorHAnsi" w:eastAsiaTheme="minorHAnsi" w:hAnsiTheme="minorHAnsi"/>
+                <w:color w:val="000000" w:themeColor="text1"/>
+                <w:sz w:val="21"/>
+                <w:szCs w:val="21"/>
+                <w:u w:val="single"/>
+              </w:rPr>
+            </w:pPr>
+            <w:r>
+              <w:rPr>
+                <w:rFonts w:asciiTheme="minorHAnsi" w:eastAsiaTheme="minorHAnsi" w:hAnsiTheme="minorHAnsi" w:hint="eastAsia"/>
+                <w:color w:val="000000" w:themeColor="text1"/>
+                <w:sz w:val="21"/>
+                <w:szCs w:val="21"/>
+                <w:u w:val="single"/>
+              </w:rPr>
+              <w:t>スムーズな審査のために、上記</w:t>
+            </w:r>
+            <w:r>
+              <w:rPr>
+                <w:rFonts w:asciiTheme="minorHAnsi" w:eastAsiaTheme="minorHAnsi" w:hAnsiTheme="minorHAnsi" w:hint="eastAsia"/>
+                <w:color w:val="000000" w:themeColor="text1"/>
+                <w:sz w:val="21"/>
+                <w:szCs w:val="21"/>
+                <w:u w:val="single"/>
+              </w:rPr>
+              <w:t>Bの</w:t>
+            </w:r>
+            <w:r>
+              <w:rPr>
+                <w:rFonts w:asciiTheme="minorHAnsi" w:eastAsiaTheme="minorHAnsi" w:hAnsiTheme="minorHAnsi" w:hint="eastAsia"/>
+                <w:color w:val="000000" w:themeColor="text1"/>
+                <w:sz w:val="21"/>
+                <w:szCs w:val="21"/>
+                <w:u w:val="single"/>
+              </w:rPr>
+              <w:t>書類は</w:t>
+            </w:r>
+            <w:r>
+              <w:rPr>
+                <w:rFonts w:asciiTheme="minorHAnsi" w:eastAsiaTheme="minorHAnsi" w:hAnsiTheme="minorHAnsi" w:hint="eastAsia"/>
                 <w:b/>
                 <w:bCs/>
                 <w:color w:val="000000" w:themeColor="text1"/>
@@ -5614,7 +5670,57 @@
                 <w:szCs w:val="21"/>
                 <w:u w:val="single"/>
               </w:rPr>
-            </w:pPr>
+              <w:t>「変更履歴」「コメント」</w:t>
+            </w:r>
+            <w:r>
+              <w:rPr>
+                <w:rFonts w:asciiTheme="minorHAnsi" w:eastAsiaTheme="minorHAnsi" w:hAnsiTheme="minorHAnsi" w:hint="eastAsia"/>
+                <w:color w:val="000000" w:themeColor="text1"/>
+                <w:sz w:val="21"/>
+                <w:szCs w:val="21"/>
+                <w:u w:val="single"/>
+              </w:rPr>
+              <w:t>を削除してから、システムに再アップロードをお願いします。</w:t>
+            </w:r>
+          </w:p>
+          <w:p>
+            <w:pPr>
+              <w:snapToGrid w:val="0"/>
+              <w:spacing w:after="0" w:line="240" w:lineRule="auto"/>
+              <w:ind w:leftChars="-29" w:left="-64"/>
+              <w:contextualSpacing/>
+              <w:mirrorIndents/>
+              <w:rPr>
+                <w:rFonts w:asciiTheme="minorHAnsi" w:eastAsiaTheme="minorHAnsi" w:hAnsiTheme="minorHAnsi"/>
+                <w:color w:val="000000" w:themeColor="text1"/>
+                <w:sz w:val="21"/>
+                <w:szCs w:val="21"/>
+              </w:rPr>
+            </w:pPr>
+          </w:p>
+          <w:p>
+            <w:pPr>
+              <w:snapToGrid w:val="0"/>
+              <w:spacing w:after="0" w:line="240" w:lineRule="auto"/>
+              <w:ind w:leftChars="-29" w:left="-64"/>
+              <w:contextualSpacing/>
+              <w:mirrorIndents/>
+              <w:rPr>
+                <w:rFonts w:asciiTheme="minorHAnsi" w:eastAsiaTheme="minorHAnsi" w:hAnsiTheme="minorHAnsi"/>
+                <w:color w:val="000000" w:themeColor="text1"/>
+                <w:sz w:val="21"/>
+                <w:szCs w:val="21"/>
+              </w:rPr>
+            </w:pPr>
+            <w:r>
+              <w:rPr>
+                <w:rFonts w:asciiTheme="minorHAnsi" w:eastAsiaTheme="minorHAnsi" w:hAnsiTheme="minorHAnsi" w:hint="eastAsia"/>
+                <w:color w:val="000000" w:themeColor="text1"/>
+                <w:sz w:val="21"/>
+                <w:szCs w:val="21"/>
+              </w:rPr>
+              <w:t>★</w:t>
+            </w:r>
             <w:r>
               <w:rPr>
                 <w:rFonts w:asciiTheme="minorHAnsi" w:eastAsiaTheme="minorHAnsi" w:hAnsiTheme="minorHAnsi" w:hint="eastAsia"/>
@@ -5623,9 +5729,152 @@
                 <w:color w:val="000000" w:themeColor="text1"/>
                 <w:sz w:val="21"/>
                 <w:szCs w:val="21"/>
-                <w:u w:val="single"/>
-              </w:rPr>
-              <w:t>軽微な文言修正等を行った添付書類</w:t>
+              </w:rPr>
+              <w:t>「変更履歴」</w:t>
+            </w:r>
+            <w:r>
+              <w:rPr>
+                <w:rFonts w:asciiTheme="minorHAnsi" w:eastAsiaTheme="minorHAnsi" w:hAnsiTheme="minorHAnsi" w:hint="eastAsia"/>
+                <w:color w:val="000000" w:themeColor="text1"/>
+                <w:sz w:val="21"/>
+                <w:szCs w:val="21"/>
+              </w:rPr>
+              <w:t>の削除方法</w:t>
+            </w:r>
+          </w:p>
+          <w:p>
+            <w:pPr>
+              <w:snapToGrid w:val="0"/>
+              <w:spacing w:after="0" w:line="240" w:lineRule="auto"/>
+              <w:ind w:leftChars="-29" w:left="-64"/>
+              <w:contextualSpacing/>
+              <w:mirrorIndents/>
+              <w:rPr>
+                <w:rFonts w:asciiTheme="minorHAnsi" w:eastAsiaTheme="minorHAnsi" w:hAnsiTheme="minorHAnsi"/>
+                <w:color w:val="000000" w:themeColor="text1"/>
+                <w:sz w:val="21"/>
+                <w:szCs w:val="21"/>
+              </w:rPr>
+            </w:pPr>
+            <w:r>
+              <w:rPr>
+                <w:rFonts w:asciiTheme="minorHAnsi" w:eastAsiaTheme="minorHAnsi" w:hAnsiTheme="minorHAnsi" w:hint="eastAsia"/>
+                <w:color w:val="000000" w:themeColor="text1"/>
+                <w:sz w:val="21"/>
+                <w:szCs w:val="21"/>
+              </w:rPr>
+              <w:t>校閲</w:t>
+            </w:r>
+            <w:r>
+              <w:rPr>
+                <w:rFonts w:asciiTheme="minorHAnsi" w:eastAsiaTheme="minorHAnsi" w:hAnsiTheme="minorHAnsi" w:hint="eastAsia"/>
+                <w:color w:val="000000" w:themeColor="text1"/>
+                <w:sz w:val="21"/>
+                <w:szCs w:val="21"/>
+              </w:rPr>
+              <w:t xml:space="preserve"> </w:t>
+            </w:r>
+            <w:r>
+              <w:rPr>
+                <w:rFonts w:asciiTheme="minorHAnsi" w:eastAsiaTheme="minorHAnsi" w:hAnsiTheme="minorHAnsi" w:hint="eastAsia"/>
+                <w:color w:val="000000" w:themeColor="text1"/>
+                <w:sz w:val="21"/>
+                <w:szCs w:val="21"/>
+              </w:rPr>
+              <w:t>＞</w:t>
+            </w:r>
+            <w:r>
+              <w:rPr>
+                <w:rFonts w:asciiTheme="minorHAnsi" w:eastAsiaTheme="minorHAnsi" w:hAnsiTheme="minorHAnsi" w:hint="eastAsia"/>
+                <w:color w:val="000000" w:themeColor="text1"/>
+                <w:sz w:val="21"/>
+                <w:szCs w:val="21"/>
+              </w:rPr>
+              <w:t xml:space="preserve"> </w:t>
+            </w:r>
+            <w:r>
+              <w:rPr>
+                <w:rFonts w:asciiTheme="minorHAnsi" w:eastAsiaTheme="minorHAnsi" w:hAnsiTheme="minorHAnsi" w:hint="eastAsia"/>
+                <w:color w:val="000000" w:themeColor="text1"/>
+                <w:sz w:val="21"/>
+                <w:szCs w:val="21"/>
+              </w:rPr>
+              <w:t>変更履歴：承諾ボタンの下向き矢印</w:t>
+            </w:r>
+            <w:r>
+              <w:rPr>
+                <w:rFonts w:asciiTheme="minorHAnsi" w:eastAsiaTheme="minorHAnsi" w:hAnsiTheme="minorHAnsi" w:hint="eastAsia"/>
+                <w:color w:val="000000" w:themeColor="text1"/>
+                <w:sz w:val="21"/>
+                <w:szCs w:val="21"/>
+              </w:rPr>
+              <w:t xml:space="preserve"> </w:t>
+            </w:r>
+            <w:r>
+              <w:rPr>
+                <w:rFonts w:asciiTheme="minorHAnsi" w:eastAsiaTheme="minorHAnsi" w:hAnsiTheme="minorHAnsi" w:hint="eastAsia"/>
+                <w:color w:val="000000" w:themeColor="text1"/>
+                <w:sz w:val="21"/>
+                <w:szCs w:val="21"/>
+              </w:rPr>
+              <w:t>＞</w:t>
+            </w:r>
+            <w:r>
+              <w:rPr>
+                <w:rFonts w:asciiTheme="minorHAnsi" w:eastAsiaTheme="minorHAnsi" w:hAnsiTheme="minorHAnsi" w:hint="eastAsia"/>
+                <w:color w:val="000000" w:themeColor="text1"/>
+                <w:sz w:val="21"/>
+                <w:szCs w:val="21"/>
+              </w:rPr>
+              <w:t xml:space="preserve"> </w:t>
+            </w:r>
+            <w:r>
+              <w:rPr>
+                <w:rFonts w:asciiTheme="minorHAnsi" w:eastAsiaTheme="minorHAnsi" w:hAnsiTheme="minorHAnsi" w:hint="eastAsia"/>
+                <w:color w:val="000000" w:themeColor="text1"/>
+                <w:sz w:val="21"/>
+                <w:szCs w:val="21"/>
+              </w:rPr>
+              <w:t>すべての変更を反映し、変更の記録を停止</w:t>
+            </w:r>
+          </w:p>
+          <w:p>
+            <w:pPr>
+              <w:snapToGrid w:val="0"/>
+              <w:spacing w:after="0" w:line="240" w:lineRule="auto"/>
+              <w:ind w:leftChars="-29" w:left="-64"/>
+              <w:contextualSpacing/>
+              <w:mirrorIndents/>
+              <w:rPr>
+                <w:rFonts w:asciiTheme="minorHAnsi" w:eastAsiaTheme="minorHAnsi" w:hAnsiTheme="minorHAnsi"/>
+                <w:color w:val="000000" w:themeColor="text1"/>
+                <w:sz w:val="21"/>
+                <w:szCs w:val="21"/>
+              </w:rPr>
+            </w:pPr>
+          </w:p>
+          <w:p>
+            <w:pPr>
+              <w:snapToGrid w:val="0"/>
+              <w:spacing w:after="0" w:line="240" w:lineRule="auto"/>
+              <w:ind w:leftChars="-29" w:left="-64"/>
+              <w:contextualSpacing/>
+              <w:mirrorIndents/>
+              <w:rPr>
+                <w:rFonts w:asciiTheme="minorHAnsi" w:eastAsiaTheme="minorHAnsi" w:hAnsiTheme="minorHAnsi"/>
+                <w:color w:val="000000" w:themeColor="text1"/>
+                <w:sz w:val="21"/>
+                <w:szCs w:val="21"/>
+              </w:rPr>
+            </w:pPr>
+            <w:r>
+              <w:rPr>
+                <w:rFonts w:asciiTheme="minorHAnsi" w:eastAsiaTheme="minorHAnsi" w:hAnsiTheme="minorHAnsi" w:hint="eastAsia"/>
+                <w:color w:val="000000" w:themeColor="text1"/>
+                <w:sz w:val="21"/>
+                <w:szCs w:val="21"/>
+              </w:rPr>
+              <w:t>★</w:t>
             </w:r>
             <w:r>
               <w:rPr>
@@ -5635,411 +5884,6 @@
                 <w:color w:val="000000" w:themeColor="text1"/>
                 <w:sz w:val="21"/>
                 <w:szCs w:val="21"/>
-                <w:u w:val="single"/>
-              </w:rPr>
-              <w:t>の再アップロード</w:t>
-            </w:r>
-            <w:r>
-              <w:rPr>
-                <w:rFonts w:asciiTheme="minorHAnsi" w:eastAsiaTheme="minorHAnsi" w:hAnsiTheme="minorHAnsi"/>
-                <w:b/>
-                <w:bCs/>
-                <w:color w:val="000000" w:themeColor="text1"/>
-                <w:sz w:val="21"/>
-                <w:szCs w:val="21"/>
-                <w:u w:val="single"/>
-              </w:rPr>
-              <w:br/>
-            </w:r>
-            <w:r>
-              <w:rPr>
-                <w:rFonts w:asciiTheme="minorHAnsi" w:eastAsiaTheme="minorHAnsi" w:hAnsiTheme="minorHAnsi"/>
-                <w:b/>
-                <w:bCs/>
-                <w:color w:val="000000" w:themeColor="text1"/>
-                <w:sz w:val="21"/>
-                <w:szCs w:val="21"/>
-              </w:rPr>
-              <w:t>(</w:t>
-            </w:r>
-            <w:r>
-              <w:rPr>
-                <w:rFonts w:asciiTheme="minorHAnsi" w:eastAsiaTheme="minorHAnsi" w:hAnsiTheme="minorHAnsi" w:hint="eastAsia"/>
-                <w:b/>
-                <w:bCs/>
-                <w:color w:val="000000" w:themeColor="text1"/>
-                <w:sz w:val="21"/>
-                <w:szCs w:val="21"/>
-              </w:rPr>
-              <w:t>下記修正箇所をご確認いただき、必要に応じて加筆修正を行ってください。</w:t>
-            </w:r>
-            <w:r>
-              <w:rPr>
-                <w:rFonts w:asciiTheme="minorHAnsi" w:eastAsiaTheme="minorHAnsi" w:hAnsiTheme="minorHAnsi"/>
-                <w:b/>
-                <w:bCs/>
-                <w:color w:val="000000" w:themeColor="text1"/>
-                <w:sz w:val="21"/>
-                <w:szCs w:val="21"/>
-              </w:rPr>
-              <w:t>)</w:t>
-            </w:r>
-          </w:p>
-          <w:p>
-            <w:pPr>
-              <w:snapToGrid w:val="0"/>
-              <w:spacing w:after="0" w:line="240" w:lineRule="auto"/>
-              <w:ind w:leftChars="-29" w:left="-64"/>
-              <w:contextualSpacing/>
-              <w:mirrorIndents/>
-              <w:rPr>
-                <w:rFonts w:asciiTheme="minorHAnsi" w:eastAsiaTheme="minorHAnsi" w:hAnsiTheme="minorHAnsi"/>
-                <w:color w:val="000000" w:themeColor="text1"/>
-                <w:sz w:val="21"/>
-                <w:szCs w:val="21"/>
-              </w:rPr>
-            </w:pPr>
-            <w:r>
-              <w:rPr>
-                <w:rFonts w:asciiTheme="minorHAnsi" w:eastAsiaTheme="minorHAnsi" w:hAnsiTheme="minorHAnsi" w:hint="eastAsia"/>
-                <w:color w:val="000000" w:themeColor="text1"/>
-                <w:sz w:val="21"/>
-                <w:szCs w:val="21"/>
-              </w:rPr>
-              <w:t xml:space="preserve">　・同意文書、同意撤回書</w:t>
-            </w:r>
-          </w:p>
-          <w:p>
-            <w:pPr>
-              <w:snapToGrid w:val="0"/>
-              <w:spacing w:after="0" w:line="240" w:lineRule="auto"/>
-              <w:ind w:leftChars="-29" w:left="-64"/>
-              <w:contextualSpacing/>
-              <w:mirrorIndents/>
-              <w:rPr>
-                <w:rFonts w:asciiTheme="minorHAnsi" w:eastAsiaTheme="minorHAnsi" w:hAnsiTheme="minorHAnsi"/>
-                <w:color w:val="000000" w:themeColor="text1"/>
-                <w:sz w:val="21"/>
-                <w:szCs w:val="21"/>
-              </w:rPr>
-            </w:pPr>
-            <w:r>
-              <w:rPr>
-                <w:rFonts w:asciiTheme="minorHAnsi" w:eastAsiaTheme="minorHAnsi" w:hAnsiTheme="minorHAnsi" w:hint="eastAsia"/>
-                <w:color w:val="000000" w:themeColor="text1"/>
-                <w:sz w:val="21"/>
-                <w:szCs w:val="21"/>
-              </w:rPr>
-              <w:t xml:space="preserve">　・研究計画内容変更の概要・対比表</w:t>
-            </w:r>
-          </w:p>
-          <w:p>
-            <w:pPr>
-              <w:snapToGrid w:val="0"/>
-              <w:spacing w:after="0" w:line="240" w:lineRule="auto"/>
-              <w:ind w:leftChars="-29" w:left="-64"/>
-              <w:contextualSpacing/>
-              <w:mirrorIndents/>
-              <w:rPr>
-                <w:rFonts w:asciiTheme="minorHAnsi" w:eastAsiaTheme="minorHAnsi" w:hAnsiTheme="minorHAnsi"/>
-                <w:color w:val="000000" w:themeColor="text1"/>
-                <w:sz w:val="21"/>
-                <w:szCs w:val="21"/>
-              </w:rPr>
-            </w:pPr>
-          </w:p>
-          <w:p>
-            <w:pPr>
-              <w:snapToGrid w:val="0"/>
-              <w:spacing w:after="0" w:line="240" w:lineRule="auto"/>
-              <w:contextualSpacing/>
-              <w:mirrorIndents/>
-              <w:rPr>
-                <w:rFonts w:asciiTheme="minorHAnsi" w:eastAsiaTheme="minorHAnsi" w:hAnsiTheme="minorHAnsi"/>
-                <w:color w:val="000000" w:themeColor="text1"/>
-                <w:sz w:val="21"/>
-                <w:szCs w:val="21"/>
-              </w:rPr>
-            </w:pPr>
-            <w:r>
-              <w:rPr>
-                <w:rFonts w:asciiTheme="minorHAnsi" w:eastAsiaTheme="minorHAnsi" w:hAnsiTheme="minorHAnsi" w:hint="eastAsia"/>
-                <w:color w:val="000000" w:themeColor="text1"/>
-                <w:sz w:val="21"/>
-                <w:szCs w:val="21"/>
-              </w:rPr>
-              <w:t>【ご協力お願いします】</w:t>
-            </w:r>
-          </w:p>
-          <w:p>
-            <w:pPr>
-              <w:snapToGrid w:val="0"/>
-              <w:spacing w:after="0" w:line="240" w:lineRule="auto"/>
-              <w:ind w:leftChars="-29" w:left="-64" w:firstLineChars="100" w:firstLine="210"/>
-              <w:contextualSpacing/>
-              <w:mirrorIndents/>
-              <w:rPr>
-                <w:rFonts w:asciiTheme="minorHAnsi" w:eastAsiaTheme="minorHAnsi" w:hAnsiTheme="minorHAnsi"/>
-                <w:color w:val="000000" w:themeColor="text1"/>
-                <w:sz w:val="21"/>
-                <w:szCs w:val="21"/>
-                <w:u w:val="single"/>
-              </w:rPr>
-            </w:pPr>
-            <w:r>
-              <w:rPr>
-                <w:rFonts w:asciiTheme="minorHAnsi" w:eastAsiaTheme="minorHAnsi" w:hAnsiTheme="minorHAnsi" w:hint="eastAsia"/>
-                <w:color w:val="000000" w:themeColor="text1"/>
-                <w:sz w:val="21"/>
-                <w:szCs w:val="21"/>
-                <w:u w:val="single"/>
-              </w:rPr>
-              <w:t>スムーズな審査のために、上記</w:t>
-            </w:r>
-            <w:r>
-              <w:rPr>
-                <w:rFonts w:asciiTheme="minorHAnsi" w:eastAsiaTheme="minorHAnsi" w:hAnsiTheme="minorHAnsi" w:hint="eastAsia"/>
-                <w:color w:val="000000" w:themeColor="text1"/>
-                <w:sz w:val="21"/>
-                <w:szCs w:val="21"/>
-                <w:u w:val="single"/>
-              </w:rPr>
-              <w:t>B,Cの</w:t>
-            </w:r>
-            <w:r>
-              <w:rPr>
-                <w:rFonts w:asciiTheme="minorHAnsi" w:eastAsiaTheme="minorHAnsi" w:hAnsiTheme="minorHAnsi" w:hint="eastAsia"/>
-                <w:color w:val="000000" w:themeColor="text1"/>
-                <w:sz w:val="21"/>
-                <w:szCs w:val="21"/>
-                <w:u w:val="single"/>
-              </w:rPr>
-              <w:t>書類は</w:t>
-            </w:r>
-            <w:r>
-              <w:rPr>
-                <w:rFonts w:asciiTheme="minorHAnsi" w:eastAsiaTheme="minorHAnsi" w:hAnsiTheme="minorHAnsi" w:hint="eastAsia"/>
-                <w:b/>
-                <w:bCs/>
-                <w:color w:val="000000" w:themeColor="text1"/>
-                <w:sz w:val="21"/>
-                <w:szCs w:val="21"/>
-                <w:u w:val="single"/>
-              </w:rPr>
-              <w:t>「変更履歴」「コメント」</w:t>
-            </w:r>
-            <w:r>
-              <w:rPr>
-                <w:rFonts w:asciiTheme="minorHAnsi" w:eastAsiaTheme="minorHAnsi" w:hAnsiTheme="minorHAnsi" w:hint="eastAsia"/>
-                <w:color w:val="000000" w:themeColor="text1"/>
-                <w:sz w:val="21"/>
-                <w:szCs w:val="21"/>
-                <w:u w:val="single"/>
-              </w:rPr>
-              <w:t>を削除してから、システムに再アップロードをお願いします。</w:t>
-            </w:r>
-          </w:p>
-          <w:p>
-            <w:pPr>
-              <w:snapToGrid w:val="0"/>
-              <w:spacing w:after="0" w:line="240" w:lineRule="auto"/>
-              <w:ind w:leftChars="-29" w:left="-64"/>
-              <w:contextualSpacing/>
-              <w:mirrorIndents/>
-              <w:rPr>
-                <w:rFonts w:asciiTheme="minorHAnsi" w:eastAsiaTheme="minorHAnsi" w:hAnsiTheme="minorHAnsi"/>
-                <w:color w:val="000000" w:themeColor="text1"/>
-                <w:sz w:val="21"/>
-                <w:szCs w:val="21"/>
-              </w:rPr>
-            </w:pPr>
-          </w:p>
-          <w:p>
-            <w:pPr>
-              <w:snapToGrid w:val="0"/>
-              <w:spacing w:after="0" w:line="240" w:lineRule="auto"/>
-              <w:ind w:leftChars="-29" w:left="-64"/>
-              <w:contextualSpacing/>
-              <w:mirrorIndents/>
-              <w:rPr>
-                <w:rFonts w:asciiTheme="minorHAnsi" w:eastAsiaTheme="minorHAnsi" w:hAnsiTheme="minorHAnsi"/>
-                <w:color w:val="000000" w:themeColor="text1"/>
-                <w:sz w:val="21"/>
-                <w:szCs w:val="21"/>
-              </w:rPr>
-            </w:pPr>
-            <w:r>
-              <w:rPr>
-                <w:rFonts w:asciiTheme="minorHAnsi" w:eastAsiaTheme="minorHAnsi" w:hAnsiTheme="minorHAnsi" w:hint="eastAsia"/>
-                <w:color w:val="000000" w:themeColor="text1"/>
-                <w:sz w:val="21"/>
-                <w:szCs w:val="21"/>
-              </w:rPr>
-              <w:t>★</w:t>
-            </w:r>
-            <w:r>
-              <w:rPr>
-                <w:rFonts w:asciiTheme="minorHAnsi" w:eastAsiaTheme="minorHAnsi" w:hAnsiTheme="minorHAnsi" w:hint="eastAsia"/>
-                <w:b/>
-                <w:bCs/>
-                <w:color w:val="000000" w:themeColor="text1"/>
-                <w:sz w:val="21"/>
-                <w:szCs w:val="21"/>
-              </w:rPr>
-              <w:t>「変更履歴」</w:t>
-            </w:r>
-            <w:r>
-              <w:rPr>
-                <w:rFonts w:asciiTheme="minorHAnsi" w:eastAsiaTheme="minorHAnsi" w:hAnsiTheme="minorHAnsi" w:hint="eastAsia"/>
-                <w:color w:val="000000" w:themeColor="text1"/>
-                <w:sz w:val="21"/>
-                <w:szCs w:val="21"/>
-              </w:rPr>
-              <w:t>の削除方法</w:t>
-            </w:r>
-          </w:p>
-          <w:p>
-            <w:pPr>
-              <w:snapToGrid w:val="0"/>
-              <w:spacing w:after="0" w:line="240" w:lineRule="auto"/>
-              <w:ind w:leftChars="-29" w:left="-64"/>
-              <w:contextualSpacing/>
-              <w:mirrorIndents/>
-              <w:rPr>
-                <w:rFonts w:asciiTheme="minorHAnsi" w:eastAsiaTheme="minorHAnsi" w:hAnsiTheme="minorHAnsi"/>
-                <w:color w:val="000000" w:themeColor="text1"/>
-                <w:sz w:val="21"/>
-                <w:szCs w:val="21"/>
-              </w:rPr>
-            </w:pPr>
-            <w:r>
-              <w:rPr>
-                <w:rFonts w:asciiTheme="minorHAnsi" w:eastAsiaTheme="minorHAnsi" w:hAnsiTheme="minorHAnsi" w:hint="eastAsia"/>
-                <w:color w:val="000000" w:themeColor="text1"/>
-                <w:sz w:val="21"/>
-                <w:szCs w:val="21"/>
-              </w:rPr>
-              <w:t>校閲</w:t>
-            </w:r>
-            <w:r>
-              <w:rPr>
-                <w:rFonts w:asciiTheme="minorHAnsi" w:eastAsiaTheme="minorHAnsi" w:hAnsiTheme="minorHAnsi" w:hint="eastAsia"/>
-                <w:color w:val="000000" w:themeColor="text1"/>
-                <w:sz w:val="21"/>
-                <w:szCs w:val="21"/>
-              </w:rPr>
-              <w:t xml:space="preserve"> </w:t>
-            </w:r>
-            <w:r>
-              <w:rPr>
-                <w:rFonts w:asciiTheme="minorHAnsi" w:eastAsiaTheme="minorHAnsi" w:hAnsiTheme="minorHAnsi" w:hint="eastAsia"/>
-                <w:color w:val="000000" w:themeColor="text1"/>
-                <w:sz w:val="21"/>
-                <w:szCs w:val="21"/>
-              </w:rPr>
-              <w:t>＞</w:t>
-            </w:r>
-            <w:r>
-              <w:rPr>
-                <w:rFonts w:asciiTheme="minorHAnsi" w:eastAsiaTheme="minorHAnsi" w:hAnsiTheme="minorHAnsi" w:hint="eastAsia"/>
-                <w:color w:val="000000" w:themeColor="text1"/>
-                <w:sz w:val="21"/>
-                <w:szCs w:val="21"/>
-              </w:rPr>
-              <w:t xml:space="preserve"> </w:t>
-            </w:r>
-            <w:r>
-              <w:rPr>
-                <w:rFonts w:asciiTheme="minorHAnsi" w:eastAsiaTheme="minorHAnsi" w:hAnsiTheme="minorHAnsi" w:hint="eastAsia"/>
-                <w:color w:val="000000" w:themeColor="text1"/>
-                <w:sz w:val="21"/>
-                <w:szCs w:val="21"/>
-              </w:rPr>
-              <w:t>変更履歴：承諾ボタンの下向き矢印</w:t>
-            </w:r>
-            <w:r>
-              <w:rPr>
-                <w:rFonts w:asciiTheme="minorHAnsi" w:eastAsiaTheme="minorHAnsi" w:hAnsiTheme="minorHAnsi" w:hint="eastAsia"/>
-                <w:color w:val="000000" w:themeColor="text1"/>
-                <w:sz w:val="21"/>
-                <w:szCs w:val="21"/>
-              </w:rPr>
-              <w:t xml:space="preserve"> </w:t>
-            </w:r>
-            <w:r>
-              <w:rPr>
-                <w:rFonts w:asciiTheme="minorHAnsi" w:eastAsiaTheme="minorHAnsi" w:hAnsiTheme="minorHAnsi" w:hint="eastAsia"/>
-                <w:color w:val="000000" w:themeColor="text1"/>
-                <w:sz w:val="21"/>
-                <w:szCs w:val="21"/>
-              </w:rPr>
-              <w:t>＞</w:t>
-            </w:r>
-            <w:r>
-              <w:rPr>
-                <w:rFonts w:asciiTheme="minorHAnsi" w:eastAsiaTheme="minorHAnsi" w:hAnsiTheme="minorHAnsi" w:hint="eastAsia"/>
-                <w:color w:val="000000" w:themeColor="text1"/>
-                <w:sz w:val="21"/>
-                <w:szCs w:val="21"/>
-              </w:rPr>
-              <w:t xml:space="preserve"> </w:t>
-            </w:r>
-            <w:r>
-              <w:rPr>
-                <w:rFonts w:asciiTheme="minorHAnsi" w:eastAsiaTheme="minorHAnsi" w:hAnsiTheme="minorHAnsi" w:hint="eastAsia"/>
-                <w:color w:val="000000" w:themeColor="text1"/>
-                <w:sz w:val="21"/>
-                <w:szCs w:val="21"/>
-              </w:rPr>
-              <w:t>すべての変更を反映し、変更の記録を停止</w:t>
-            </w:r>
-          </w:p>
-          <w:p>
-            <w:pPr>
-              <w:snapToGrid w:val="0"/>
-              <w:spacing w:after="0" w:line="240" w:lineRule="auto"/>
-              <w:ind w:leftChars="-29" w:left="-64"/>
-              <w:contextualSpacing/>
-              <w:mirrorIndents/>
-              <w:rPr>
-                <w:rFonts w:asciiTheme="minorHAnsi" w:eastAsiaTheme="minorHAnsi" w:hAnsiTheme="minorHAnsi"/>
-                <w:color w:val="000000" w:themeColor="text1"/>
-                <w:sz w:val="21"/>
-                <w:szCs w:val="21"/>
-              </w:rPr>
-            </w:pPr>
-          </w:p>
-          <w:p>
-            <w:pPr>
-              <w:snapToGrid w:val="0"/>
-              <w:spacing w:after="0" w:line="240" w:lineRule="auto"/>
-              <w:ind w:leftChars="-29" w:left="-64"/>
-              <w:contextualSpacing/>
-              <w:mirrorIndents/>
-              <w:rPr>
-                <w:rFonts w:asciiTheme="minorHAnsi" w:eastAsiaTheme="minorHAnsi" w:hAnsiTheme="minorHAnsi"/>
-                <w:color w:val="000000" w:themeColor="text1"/>
-                <w:sz w:val="21"/>
-                <w:szCs w:val="21"/>
-              </w:rPr>
-            </w:pPr>
-            <w:r>
-              <w:rPr>
-                <w:rFonts w:asciiTheme="minorHAnsi" w:eastAsiaTheme="minorHAnsi" w:hAnsiTheme="minorHAnsi" w:hint="eastAsia"/>
-                <w:color w:val="000000" w:themeColor="text1"/>
-                <w:sz w:val="21"/>
-                <w:szCs w:val="21"/>
-              </w:rPr>
-              <w:t>★</w:t>
-            </w:r>
-            <w:r>
-              <w:rPr>
-                <w:rFonts w:asciiTheme="minorHAnsi" w:eastAsiaTheme="minorHAnsi" w:hAnsiTheme="minorHAnsi" w:hint="eastAsia"/>
-                <w:b/>
-                <w:bCs/>
-                <w:color w:val="000000" w:themeColor="text1"/>
-                <w:sz w:val="21"/>
-                <w:szCs w:val="21"/>
               </w:rPr>
               <w:t>「コメント」</w:t>
             </w:r>
@@ -6154,7 +5998,7 @@
                 <w:szCs w:val="21"/>
               </w:rPr>
               <w:drawing>
-                <wp:anchor distT="0" distB="0" distL="114300" distR="114300" simplePos="0" relativeHeight="251660288" behindDoc="0" locked="0" layoutInCell="1" allowOverlap="1" wp14:anchorId="57FEA120" wp14:editId="5FD2D201">
+                <wp:anchor distT="0" distB="0" distL="114300" distR="114300" simplePos="0" relativeHeight="251660288" behindDoc="0" locked="0" layoutInCell="1" allowOverlap="1" wp14:anchorId="57FEA120" wp14:editId="2C42F5BE">
                   <wp:simplePos x="0" y="0"/>
                   <wp:positionH relativeFrom="column">
                     <wp:posOffset>-4868</wp:posOffset>
